--- a/РПЗ/Егоров_ИУ5-51Б_РПЗ_Титул.docx
+++ b/РПЗ/Егоров_ИУ5-51Б_РПЗ_Титул.docx
@@ -80,7 +80,7 @@
                           </pic:cNvPicPr>
                         </pic:nvPicPr>
                         <pic:blipFill>
-                          <a:blip r:embed="rId4" r:link="rId5">
+                          <a:blip r:embed="rId6" r:link="rId7">
                             <a:extLst>
                               <a:ext uri="{28A0092B-C50C-407E-A947-70E740481C1C}">
                                 <a14:useLocalDpi xmlns:a14="http://schemas.microsoft.com/office/drawing/2010/main" val="0"/>
@@ -676,9 +676,8 @@
           <w:lang w:eastAsia="en-US" w:bidi="hi-IN"/>
           <w14:ligatures w14:val="standardContextual"/>
         </w:rPr>
-        <w:t xml:space="preserve">Расчет бюджета создания постройки/произведения с учетом исторического </w:t>
-      </w:r>
-      <w:proofErr w:type="spellStart"/>
+        <w:t>Расчет бюджета создания постройки/произведения с учетом исторического индекса</w:t>
+      </w:r>
       <w:r>
         <w:rPr>
           <w:rFonts w:eastAsia="Calibri"/>
@@ -690,9 +689,21 @@
           <w:lang w:eastAsia="en-US" w:bidi="hi-IN"/>
           <w14:ligatures w14:val="standardContextual"/>
         </w:rPr>
-        <w:t>индексацен</w:t>
-      </w:r>
-      <w:proofErr w:type="spellEnd"/>
+        <w:t xml:space="preserve"> </w:t>
+      </w:r>
+      <w:r>
+        <w:rPr>
+          <w:rFonts w:eastAsia="Calibri"/>
+          <w:b/>
+          <w:i/>
+          <w:sz w:val="40"/>
+          <w:szCs w:val="20"/>
+          <w:u w:val="single"/>
+          <w:lang w:eastAsia="en-US" w:bidi="hi-IN"/>
+          <w14:ligatures w14:val="standardContextual"/>
+        </w:rPr>
+        <w:t>цен</w:t>
+      </w:r>
       <w:r>
         <w:rPr>
           <w:rFonts w:eastAsia="Calibri"/>
@@ -1612,6 +1623,7 @@
       </w:pPr>
       <w:r>
         <w:rPr>
+          <w:noProof/>
           <w:lang w:eastAsia="en-US"/>
         </w:rPr>
         <w:drawing>
@@ -1630,7 +1642,7 @@
                     <pic:cNvPicPr/>
                   </pic:nvPicPr>
                   <pic:blipFill>
-                    <a:blip r:embed="rId6"/>
+                    <a:blip r:embed="rId8"/>
                     <a:stretch>
                       <a:fillRect/>
                     </a:stretch>
@@ -1698,6 +1710,7 @@
       </w:pPr>
       <w:r>
         <w:rPr>
+          <w:noProof/>
           <w:sz w:val="28"/>
           <w:szCs w:val="28"/>
           <w:lang w:val="en-US" w:eastAsia="en-US"/>
@@ -1718,7 +1731,7 @@
                     <pic:cNvPicPr/>
                   </pic:nvPicPr>
                   <pic:blipFill>
-                    <a:blip r:embed="rId7" cstate="print">
+                    <a:blip r:embed="rId9" cstate="print">
                       <a:extLst>
                         <a:ext uri="{28A0092B-C50C-407E-A947-70E740481C1C}">
                           <a14:useLocalDpi xmlns:a14="http://schemas.microsoft.com/office/drawing/2010/main" val="0"/>
@@ -1784,6 +1797,7 @@
       </w:pPr>
       <w:r>
         <w:rPr>
+          <w:noProof/>
           <w:sz w:val="28"/>
           <w:szCs w:val="28"/>
           <w:lang w:val="en-US" w:eastAsia="en-US"/>
@@ -1805,7 +1819,7 @@
                     <pic:cNvPicPr/>
                   </pic:nvPicPr>
                   <pic:blipFill>
-                    <a:blip r:embed="rId8"/>
+                    <a:blip r:embed="rId10"/>
                     <a:stretch>
                       <a:fillRect/>
                     </a:stretch>
@@ -1857,9 +1871,9 @@
     </w:p>
     <w:p/>
     <w:sectPr>
-      <w:footerReference w:type="even" r:id="rId9"/>
-      <w:footerReference w:type="default" r:id="rId10"/>
-      <w:footerReference w:type="first" r:id="rId11"/>
+      <w:footerReference w:type="even" r:id="rId11"/>
+      <w:footerReference w:type="default" r:id="rId12"/>
+      <w:footerReference w:type="first" r:id="rId13"/>
       <w:pgSz w:w="11907" w:h="16840" w:code="9"/>
       <w:pgMar w:top="1134" w:right="567" w:bottom="1134" w:left="1701" w:header="709" w:footer="709" w:gutter="0"/>
       <w:pgNumType w:start="0"/>
@@ -1869,6 +1883,25 @@
     </w:sectPr>
   </w:body>
 </w:document>
+</file>
+
+<file path=word/endnotes.xml><?xml version="1.0" encoding="utf-8"?>
+<w:endnotes xmlns:wpc="http://schemas.microsoft.com/office/word/2010/wordprocessingCanvas" xmlns:cx="http://schemas.microsoft.com/office/drawing/2014/chartex" xmlns:cx1="http://schemas.microsoft.com/office/drawing/2015/9/8/chartex" xmlns:cx2="http://schemas.microsoft.com/office/drawing/2015/10/21/chartex" xmlns:cx3="http://schemas.microsoft.com/office/drawing/2016/5/9/chartex" xmlns:cx4="http://schemas.microsoft.com/office/drawing/2016/5/10/chartex" xmlns:cx5="http://schemas.microsoft.com/office/drawing/2016/5/11/chartex" xmlns:cx6="http://schemas.microsoft.com/office/drawing/2016/5/12/chartex" xmlns:cx7="http://schemas.microsoft.com/office/drawing/2016/5/13/chartex" xmlns:cx8="http://schemas.microsoft.com/office/drawing/2016/5/14/chartex" xmlns:mc="http://schemas.openxmlformats.org/markup-compatibility/2006" xmlns:aink="http://schemas.microsoft.com/office/drawing/2016/ink" xmlns:am3d="http://schemas.microsoft.com/office/drawing/2017/model3d" xmlns:o="urn:schemas-microsoft-com:office:office" xmlns:oel="http://schemas.microsoft.com/office/2019/extlst" xmlns:r="http://schemas.openxmlformats.org/officeDocument/2006/relationships" xmlns:m="http://schemas.openxmlformats.org/officeDocument/2006/math" xmlns:v="urn:schemas-microsoft-com:vml" xmlns:wp14="http://schemas.microsoft.com/office/word/2010/wordprocessingDrawing" xmlns:wp="http://schemas.openxmlformats.org/drawingml/2006/wordprocessingDrawing" xmlns:w10="urn:schemas-microsoft-com:office:word" xmlns:w="http://schemas.openxmlformats.org/wordprocessingml/2006/main" xmlns:w14="http://schemas.microsoft.com/office/word/2010/wordml" xmlns:w15="http://schemas.microsoft.com/office/word/2012/wordml" xmlns:w16cex="http://schemas.microsoft.com/office/word/2018/wordml/cex" xmlns:w16cid="http://schemas.microsoft.com/office/word/2016/wordml/cid" xmlns:w16="http://schemas.microsoft.com/office/word/2018/wordml" xmlns:w16du="http://schemas.microsoft.com/office/word/2023/wordml/word16du" xmlns:w16sdtdh="http://schemas.microsoft.com/office/word/2020/wordml/sdtdatahash" xmlns:w16sdtfl="http://schemas.microsoft.com/office/word/2024/wordml/sdtformatlock" xmlns:w16se="http://schemas.microsoft.com/office/word/2015/wordml/symex" xmlns:wpg="http://schemas.microsoft.com/office/word/2010/wordprocessingGroup" xmlns:wpi="http://schemas.microsoft.com/office/word/2010/wordprocessingInk" xmlns:wne="http://schemas.microsoft.com/office/word/2006/wordml" xmlns:wps="http://schemas.microsoft.com/office/word/2010/wordprocessingShape" mc:Ignorable="w14 w15 w16se w16cid w16 w16cex w16sdtdh w16sdtfl w16du wp14">
+  <w:endnote w:type="separator" w:id="-1">
+    <w:p>
+      <w:r>
+        <w:separator/>
+      </w:r>
+    </w:p>
+  </w:endnote>
+  <w:endnote w:type="continuationSeparator" w:id="0">
+    <w:p>
+      <w:r>
+        <w:continuationSeparator/>
+      </w:r>
+    </w:p>
+  </w:endnote>
+</w:endnotes>
 </file>
 
 <file path=word/footer1.xml><?xml version="1.0" encoding="utf-8"?>
@@ -1891,6 +1924,7 @@
         <w:docPartUnique/>
       </w:docPartObj>
     </w:sdtPr>
+    <w:sdtEndPr/>
     <w:sdtContent>
       <w:p>
         <w:pPr>
@@ -1926,6 +1960,25 @@
     </w:pPr>
   </w:p>
 </w:ftr>
+</file>
+
+<file path=word/footnotes.xml><?xml version="1.0" encoding="utf-8"?>
+<w:footnotes xmlns:wpc="http://schemas.microsoft.com/office/word/2010/wordprocessingCanvas" xmlns:cx="http://schemas.microsoft.com/office/drawing/2014/chartex" xmlns:cx1="http://schemas.microsoft.com/office/drawing/2015/9/8/chartex" xmlns:cx2="http://schemas.microsoft.com/office/drawing/2015/10/21/chartex" xmlns:cx3="http://schemas.microsoft.com/office/drawing/2016/5/9/chartex" xmlns:cx4="http://schemas.microsoft.com/office/drawing/2016/5/10/chartex" xmlns:cx5="http://schemas.microsoft.com/office/drawing/2016/5/11/chartex" xmlns:cx6="http://schemas.microsoft.com/office/drawing/2016/5/12/chartex" xmlns:cx7="http://schemas.microsoft.com/office/drawing/2016/5/13/chartex" xmlns:cx8="http://schemas.microsoft.com/office/drawing/2016/5/14/chartex" xmlns:mc="http://schemas.openxmlformats.org/markup-compatibility/2006" xmlns:aink="http://schemas.microsoft.com/office/drawing/2016/ink" xmlns:am3d="http://schemas.microsoft.com/office/drawing/2017/model3d" xmlns:o="urn:schemas-microsoft-com:office:office" xmlns:oel="http://schemas.microsoft.com/office/2019/extlst" xmlns:r="http://schemas.openxmlformats.org/officeDocument/2006/relationships" xmlns:m="http://schemas.openxmlformats.org/officeDocument/2006/math" xmlns:v="urn:schemas-microsoft-com:vml" xmlns:wp14="http://schemas.microsoft.com/office/word/2010/wordprocessingDrawing" xmlns:wp="http://schemas.openxmlformats.org/drawingml/2006/wordprocessingDrawing" xmlns:w10="urn:schemas-microsoft-com:office:word" xmlns:w="http://schemas.openxmlformats.org/wordprocessingml/2006/main" xmlns:w14="http://schemas.microsoft.com/office/word/2010/wordml" xmlns:w15="http://schemas.microsoft.com/office/word/2012/wordml" xmlns:w16cex="http://schemas.microsoft.com/office/word/2018/wordml/cex" xmlns:w16cid="http://schemas.microsoft.com/office/word/2016/wordml/cid" xmlns:w16="http://schemas.microsoft.com/office/word/2018/wordml" xmlns:w16du="http://schemas.microsoft.com/office/word/2023/wordml/word16du" xmlns:w16sdtdh="http://schemas.microsoft.com/office/word/2020/wordml/sdtdatahash" xmlns:w16sdtfl="http://schemas.microsoft.com/office/word/2024/wordml/sdtformatlock" xmlns:w16se="http://schemas.microsoft.com/office/word/2015/wordml/symex" xmlns:wpg="http://schemas.microsoft.com/office/word/2010/wordprocessingGroup" xmlns:wpi="http://schemas.microsoft.com/office/word/2010/wordprocessingInk" xmlns:wne="http://schemas.microsoft.com/office/word/2006/wordml" xmlns:wps="http://schemas.microsoft.com/office/word/2010/wordprocessingShape" mc:Ignorable="w14 w15 w16se w16cid w16 w16cex w16sdtdh w16sdtfl w16du wp14">
+  <w:footnote w:type="separator" w:id="-1">
+    <w:p>
+      <w:r>
+        <w:separator/>
+      </w:r>
+    </w:p>
+  </w:footnote>
+  <w:footnote w:type="continuationSeparator" w:id="0">
+    <w:p>
+      <w:r>
+        <w:continuationSeparator/>
+      </w:r>
+    </w:p>
+  </w:footnote>
+</w:footnotes>
 </file>
 
 <file path=word/styles.xml><?xml version="1.0" encoding="utf-8"?>
@@ -2592,6 +2645,7 @@
   <w:style w:type="character" w:default="1" w:styleId="a0">
     <w:name w:val="Default Paragraph Font"/>
     <w:uiPriority w:val="1"/>
+    <w:semiHidden/>
     <w:unhideWhenUsed/>
   </w:style>
   <w:style w:type="table" w:default="1" w:styleId="a1">
